--- a/7-G-7/15-week-15/4-worksheet/Computer Worksheet G7 W15.docx
+++ b/7-G-7/15-week-15/4-worksheet/Computer Worksheet G7 W15.docx
@@ -410,8 +410,9 @@
           <w:sz w:val="36"/>
           <w:szCs w:val="36"/>
         </w:rPr>
-        <w:t xml:space="preserve">heet No. (    </w:t>
-      </w:r>
+        <w:t xml:space="preserve">heet No. </w:t>
+      </w:r>
+      <w:proofErr w:type="gramStart"/>
       <w:r>
         <w:rPr>
           <w:rFonts w:ascii="Lucida Bright" w:hAnsi="Lucida Bright"/>
@@ -420,8 +421,9 @@
           <w:sz w:val="36"/>
           <w:szCs w:val="36"/>
         </w:rPr>
-        <w:t>1</w:t>
-      </w:r>
+        <w:t xml:space="preserve">(  </w:t>
+      </w:r>
+      <w:proofErr w:type="gramEnd"/>
       <w:r>
         <w:rPr>
           <w:rFonts w:ascii="Lucida Bright" w:hAnsi="Lucida Bright"/>
@@ -430,7 +432,7 @@
           <w:sz w:val="36"/>
           <w:szCs w:val="36"/>
         </w:rPr>
-        <w:t>5</w:t>
+        <w:t xml:space="preserve">  </w:t>
       </w:r>
       <w:r>
         <w:rPr>
@@ -440,7 +442,7 @@
           <w:sz w:val="36"/>
           <w:szCs w:val="36"/>
         </w:rPr>
-        <w:t xml:space="preserve"> </w:t>
+        <w:t>1</w:t>
       </w:r>
       <w:r>
         <w:rPr>
@@ -450,7 +452,7 @@
           <w:sz w:val="36"/>
           <w:szCs w:val="36"/>
         </w:rPr>
-        <w:t xml:space="preserve"> </w:t>
+        <w:t>5</w:t>
       </w:r>
       <w:r>
         <w:rPr>
@@ -460,8 +462,30 @@
           <w:sz w:val="36"/>
           <w:szCs w:val="36"/>
         </w:rPr>
+        <w:t xml:space="preserve"> </w:t>
+      </w:r>
+      <w:r>
+        <w:rPr>
+          <w:rFonts w:ascii="Lucida Bright" w:hAnsi="Lucida Bright"/>
+          <w:b/>
+          <w:bCs/>
+          <w:sz w:val="36"/>
+          <w:szCs w:val="36"/>
+        </w:rPr>
+        <w:t xml:space="preserve"> </w:t>
+      </w:r>
+      <w:proofErr w:type="gramStart"/>
+      <w:r>
+        <w:rPr>
+          <w:rFonts w:ascii="Lucida Bright" w:hAnsi="Lucida Bright"/>
+          <w:b/>
+          <w:bCs/>
+          <w:sz w:val="36"/>
+          <w:szCs w:val="36"/>
+        </w:rPr>
         <w:t xml:space="preserve">  )</w:t>
       </w:r>
+      <w:proofErr w:type="gramEnd"/>
     </w:p>
     <w:p>
       <w:pPr>
@@ -513,7 +537,67 @@
           <w:sz w:val="36"/>
           <w:szCs w:val="36"/>
         </w:rPr>
-        <w:t>Choose whether the below statement are True or False</w:t>
+        <w:t xml:space="preserve">Choose whether the </w:t>
+      </w:r>
+      <w:proofErr w:type="gramStart"/>
+      <w:r>
+        <w:rPr>
+          <w:b/>
+          <w:bCs/>
+          <w:sz w:val="36"/>
+          <w:szCs w:val="36"/>
+        </w:rPr>
+        <w:t>below</w:t>
+      </w:r>
+      <w:proofErr w:type="gramEnd"/>
+      <w:r>
+        <w:rPr>
+          <w:b/>
+          <w:bCs/>
+          <w:sz w:val="36"/>
+          <w:szCs w:val="36"/>
+        </w:rPr>
+        <w:t xml:space="preserve"> </w:t>
+      </w:r>
+      <w:proofErr w:type="gramStart"/>
+      <w:r>
+        <w:rPr>
+          <w:b/>
+          <w:bCs/>
+          <w:sz w:val="36"/>
+          <w:szCs w:val="36"/>
+        </w:rPr>
+        <w:t>statement</w:t>
+      </w:r>
+      <w:proofErr w:type="gramEnd"/>
+      <w:r>
+        <w:rPr>
+          <w:b/>
+          <w:bCs/>
+          <w:sz w:val="36"/>
+          <w:szCs w:val="36"/>
+        </w:rPr>
+        <w:t xml:space="preserve"> </w:t>
+      </w:r>
+      <w:proofErr w:type="gramStart"/>
+      <w:r>
+        <w:rPr>
+          <w:b/>
+          <w:bCs/>
+          <w:sz w:val="36"/>
+          <w:szCs w:val="36"/>
+        </w:rPr>
+        <w:t>are</w:t>
+      </w:r>
+      <w:proofErr w:type="gramEnd"/>
+      <w:r>
+        <w:rPr>
+          <w:b/>
+          <w:bCs/>
+          <w:sz w:val="36"/>
+          <w:szCs w:val="36"/>
+        </w:rPr>
+        <w:t xml:space="preserve"> True or False</w:t>
       </w:r>
     </w:p>
     <w:p>
@@ -557,19 +641,37 @@
         <w:bidi w:val="0"/>
         <w:rPr>
           <w:bCs/>
-          <w:sz w:val="52"/>
-          <w:szCs w:val="52"/>
+          <w:sz w:val="56"/>
+          <w:szCs w:val="56"/>
           <w:lang w:bidi="ar-EG"/>
         </w:rPr>
       </w:pPr>
       <w:r>
         <w:rPr>
           <w:bCs/>
-          <w:sz w:val="52"/>
-          <w:szCs w:val="52"/>
+          <w:sz w:val="56"/>
+          <w:szCs w:val="56"/>
           <w:lang w:bidi="ar-EG"/>
         </w:rPr>
-        <w:t>W</w:t>
+        <w:t xml:space="preserve">Computers can only understand the language of </w:t>
+      </w:r>
+      <w:r>
+        <w:rPr>
+          <w:bCs/>
+          <w:sz w:val="56"/>
+          <w:szCs w:val="56"/>
+          <w:lang w:bidi="ar-EG"/>
+        </w:rPr>
+        <w:t>0</w:t>
+      </w:r>
+      <w:r>
+        <w:rPr>
+          <w:bCs/>
+          <w:sz w:val="56"/>
+          <w:szCs w:val="56"/>
+          <w:lang w:bidi="ar-EG"/>
+        </w:rPr>
+        <w:t>s and 1s.</w:t>
       </w:r>
     </w:p>
     <w:p>
@@ -581,8 +683,8 @@
         <w:bidi w:val="0"/>
         <w:rPr>
           <w:bCs/>
-          <w:sz w:val="52"/>
-          <w:szCs w:val="52"/>
+          <w:sz w:val="56"/>
+          <w:szCs w:val="56"/>
           <w:lang w:bidi="ar-EG"/>
         </w:rPr>
       </w:pPr>
@@ -597,16 +699,16 @@
         <w:ind w:left="1440"/>
         <w:rPr>
           <w:bCs/>
-          <w:sz w:val="52"/>
-          <w:szCs w:val="52"/>
+          <w:sz w:val="56"/>
+          <w:szCs w:val="56"/>
           <w:lang w:bidi="ar-EG"/>
         </w:rPr>
       </w:pPr>
       <w:r>
         <w:rPr>
           <w:bCs/>
-          <w:sz w:val="52"/>
-          <w:szCs w:val="52"/>
+          <w:sz w:val="56"/>
+          <w:szCs w:val="56"/>
           <w:lang w:bidi="ar-EG"/>
         </w:rPr>
         <w:t xml:space="preserve">a. </w:t>
@@ -614,8 +716,8 @@
       <w:r>
         <w:rPr>
           <w:bCs/>
-          <w:sz w:val="52"/>
-          <w:szCs w:val="52"/>
+          <w:sz w:val="56"/>
+          <w:szCs w:val="56"/>
           <w:lang w:bidi="ar-EG"/>
         </w:rPr>
         <w:t xml:space="preserve">True </w:t>
@@ -623,8 +725,8 @@
       <w:r>
         <w:rPr>
           <w:bCs/>
-          <w:sz w:val="52"/>
-          <w:szCs w:val="52"/>
+          <w:sz w:val="56"/>
+          <w:szCs w:val="56"/>
           <w:lang w:bidi="ar-EG"/>
         </w:rPr>
         <w:tab/>
@@ -639,8 +741,8 @@
         <w:bidi w:val="0"/>
         <w:rPr>
           <w:bCs/>
-          <w:sz w:val="52"/>
-          <w:szCs w:val="52"/>
+          <w:sz w:val="56"/>
+          <w:szCs w:val="56"/>
           <w:lang w:bidi="ar-EG"/>
         </w:rPr>
       </w:pPr>
@@ -653,8 +755,8 @@
         <w:bidi w:val="0"/>
         <w:rPr>
           <w:bCs/>
-          <w:sz w:val="52"/>
-          <w:szCs w:val="52"/>
+          <w:sz w:val="56"/>
+          <w:szCs w:val="56"/>
           <w:lang w:bidi="ar-EG"/>
         </w:rPr>
       </w:pPr>
@@ -672,19 +774,19 @@
         <w:bidi w:val="0"/>
         <w:rPr>
           <w:bCs/>
-          <w:sz w:val="52"/>
-          <w:szCs w:val="52"/>
+          <w:sz w:val="56"/>
+          <w:szCs w:val="56"/>
           <w:lang w:bidi="ar-EG"/>
         </w:rPr>
       </w:pPr>
       <w:r>
         <w:rPr>
           <w:bCs/>
-          <w:sz w:val="52"/>
-          <w:szCs w:val="52"/>
+          <w:sz w:val="56"/>
+          <w:szCs w:val="56"/>
           <w:lang w:bidi="ar-EG"/>
         </w:rPr>
-        <w:t>T</w:t>
+        <w:t>A compiler converts written code into a language that a computer understands.</w:t>
       </w:r>
     </w:p>
     <w:p>
@@ -696,8 +798,8 @@
         <w:bidi w:val="0"/>
         <w:rPr>
           <w:bCs/>
-          <w:sz w:val="52"/>
-          <w:szCs w:val="52"/>
+          <w:sz w:val="56"/>
+          <w:szCs w:val="56"/>
           <w:lang w:bidi="ar-EG"/>
         </w:rPr>
       </w:pPr>
@@ -712,16 +814,16 @@
         <w:ind w:left="1440"/>
         <w:rPr>
           <w:bCs/>
-          <w:sz w:val="52"/>
-          <w:szCs w:val="52"/>
+          <w:sz w:val="56"/>
+          <w:szCs w:val="56"/>
           <w:lang w:bidi="ar-EG"/>
         </w:rPr>
       </w:pPr>
       <w:r>
         <w:rPr>
           <w:bCs/>
-          <w:sz w:val="52"/>
-          <w:szCs w:val="52"/>
+          <w:sz w:val="56"/>
+          <w:szCs w:val="56"/>
           <w:lang w:bidi="ar-EG"/>
         </w:rPr>
         <w:t xml:space="preserve">a. </w:t>
@@ -729,8 +831,8 @@
       <w:r>
         <w:rPr>
           <w:bCs/>
-          <w:sz w:val="52"/>
-          <w:szCs w:val="52"/>
+          <w:sz w:val="56"/>
+          <w:szCs w:val="56"/>
           <w:lang w:bidi="ar-EG"/>
         </w:rPr>
         <w:t xml:space="preserve">True </w:t>
@@ -738,8 +840,8 @@
       <w:r>
         <w:rPr>
           <w:bCs/>
-          <w:sz w:val="52"/>
-          <w:szCs w:val="52"/>
+          <w:sz w:val="56"/>
+          <w:szCs w:val="56"/>
           <w:lang w:bidi="ar-EG"/>
         </w:rPr>
         <w:tab/>
@@ -771,16 +873,16 @@
         <mc:AlternateContent>
           <mc:Choice Requires="wps">
             <w:drawing>
-              <wp:anchor distT="45720" distB="45720" distL="114300" distR="114300" simplePos="0" relativeHeight="251658752" behindDoc="0" locked="0" layoutInCell="1" allowOverlap="1" wp14:anchorId="61189400" wp14:editId="27E5E75D">
+              <wp:anchor distT="45720" distB="45720" distL="114300" distR="114300" simplePos="0" relativeHeight="251658752" behindDoc="0" locked="0" layoutInCell="1" allowOverlap="1" wp14:anchorId="61189400" wp14:editId="7B0DF17E">
                 <wp:simplePos x="0" y="0"/>
                 <wp:positionH relativeFrom="column">
-                  <wp:posOffset>1901825</wp:posOffset>
+                  <wp:posOffset>1837267</wp:posOffset>
                 </wp:positionH>
                 <wp:positionV relativeFrom="paragraph">
-                  <wp:posOffset>1374140</wp:posOffset>
+                  <wp:posOffset>1010285</wp:posOffset>
                 </wp:positionV>
-                <wp:extent cx="2743200" cy="1404620"/>
-                <wp:effectExtent l="0" t="0" r="19050" b="27940"/>
+                <wp:extent cx="2743200" cy="698077"/>
+                <wp:effectExtent l="0" t="0" r="19050" b="26035"/>
                 <wp:wrapNone/>
                 <wp:docPr id="1849901891" name="Text Box 2"/>
                 <wp:cNvGraphicFramePr>
@@ -795,7 +897,7 @@
                       <wps:spPr bwMode="auto">
                         <a:xfrm>
                           <a:off x="0" y="0"/>
-                          <a:ext cx="2743200" cy="1404620"/>
+                          <a:ext cx="2743200" cy="698077"/>
                         </a:xfrm>
                         <a:prstGeom prst="rect">
                           <a:avLst/>
@@ -839,7 +941,7 @@
                         </w:txbxContent>
                       </wps:txbx>
                       <wps:bodyPr rot="0" vert="horz" wrap="square" lIns="91440" tIns="45720" rIns="91440" bIns="45720" anchor="t" anchorCtr="0">
-                        <a:spAutoFit/>
+                        <a:noAutofit/>
                       </wps:bodyPr>
                     </wps:wsp>
                   </a:graphicData>
@@ -859,8 +961,8 @@
                 <v:stroke joinstyle="miter"/>
                 <v:path gradientshapeok="t" o:connecttype="rect"/>
               </v:shapetype>
-              <v:shape id="Text Box 2" o:spid="_x0000_s1026" type="#_x0000_t202" style="position:absolute;margin-left:149.75pt;margin-top:108.2pt;width:3in;height:110.6pt;z-index:251658752;visibility:visible;mso-wrap-style:square;mso-width-percent:0;mso-height-percent:0;mso-wrap-distance-left:9pt;mso-wrap-distance-top:3.6pt;mso-wrap-distance-right:9pt;mso-wrap-distance-bottom:3.6pt;mso-position-horizontal:absolute;mso-position-horizontal-relative:text;mso-position-vertical:absolute;mso-position-vertical-relative:text;mso-width-percent:0;mso-height-percent:0;mso-width-relative:margin;mso-height-relative:margin;v-text-anchor:top" o:gfxdata="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">
-                <v:textbox style="mso-fit-shape-to-text:t">
+              <v:shape id="Text Box 2" o:spid="_x0000_s1026" type="#_x0000_t202" style="position:absolute;margin-left:144.65pt;margin-top:79.55pt;width:3in;height:54.95pt;z-index:251658752;visibility:visible;mso-wrap-style:square;mso-width-percent:0;mso-height-percent:0;mso-wrap-distance-left:9pt;mso-wrap-distance-top:3.6pt;mso-wrap-distance-right:9pt;mso-wrap-distance-bottom:3.6pt;mso-position-horizontal:absolute;mso-position-horizontal-relative:text;mso-position-vertical:absolute;mso-position-vertical-relative:text;mso-width-percent:0;mso-height-percent:0;mso-width-relative:margin;mso-height-relative:margin;v-text-anchor:top" o:gfxdata="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">
+                <v:textbox>
                   <w:txbxContent>
                     <w:p>
                       <w:pPr>
